--- a/public/vertragsvorlagen/Werkmietvertrag_Vorlage.docx
+++ b/public/vertragsvorlagen/Werkmietvertrag_Vorlage.docx
@@ -343,6 +343,29 @@
         </w:rPr>
         <w:tab/>
         <w:t>Arbeitnehmer (AN)</w:t>
+      </w:r>
+    </w:p>
+    <w:p>
+      <w:pPr>
+        <w:rPr>
+          <w:rFonts w:ascii="Arial" w:hAnsi="Arial" w:cs="Arial"/>
+          <w:sz w:val="22"/>
+        </w:rPr>
+      </w:pPr>
+    </w:p>
+    <w:p>
+      <w:pPr>
+        <w:rPr>
+          <w:rFonts w:ascii="Arial" w:hAnsi="Arial" w:cs="Arial"/>
+          <w:sz w:val="22"/>
+        </w:rPr>
+      </w:pPr>
+      <w:r>
+        <w:rPr>
+          <w:rFonts w:ascii="Arial" w:hAnsi="Arial" w:cs="Arial"/>
+          <w:sz w:val="22"/>
+        </w:rPr>
+        <w:br w:type="page"/>
       </w:r>
     </w:p>
     <w:p>
